--- a/docs/qa/BOB-164/closure_evidence_20260923.docx
+++ b/docs/qa/BOB-164/closure_evidence_20260923.docx
@@ -2,7 +2,7 @@
 <file path=word/document.xml><?xml version="1.0" encoding="utf-8"?>
 <w:document xmlns:w="http://schemas.openxmlformats.org/wordprocessingml/2006/main" xmlns:m="http://schemas.openxmlformats.org/officeDocument/2006/math" xmlns:r="http://schemas.openxmlformats.org/officeDocument/2006/relationships" xmlns:o="urn:schemas-microsoft-com:office:office" xmlns:v="urn:schemas-microsoft-com:vml" xmlns:w10="urn:schemas-microsoft-com:office:word" xmlns:a="http://schemas.openxmlformats.org/drawingml/2006/main" xmlns:pic="http://schemas.openxmlformats.org/drawingml/2006/picture" xmlns:wp="http://schemas.openxmlformats.org/drawingml/2006/wordprocessingDrawing">
   <w:body>
-    <w:bookmarkStart w:id="14" w:name="X21f6b618d5707b0d00f2b30e6a4b714af27340c"/>
+    <w:bookmarkStart w:id="15" w:name="X21f6b618d5707b0d00f2b30e6a4b714af27340c"/>
     <w:p>
       <w:pPr>
         <w:pStyle w:val="Heading1"/>
@@ -1126,7 +1126,67 @@
       </w:r>
     </w:p>
     <w:bookmarkEnd w:id="13"/>
+    <w:bookmarkStart w:id="14" w:name="X45d8c3dd01394c4b35232767cca4aba4a42bfc6"/>
+    <w:p>
+      <w:pPr>
+        <w:pStyle w:val="Heading2"/>
+      </w:pPr>
+      <w:r>
+        <w:t xml:space="preserve">Live-surface addendum (conductor, 2026-09-23 ~18:56 CEST)</w:t>
+      </w:r>
+    </w:p>
+    <w:p>
+      <w:pPr>
+        <w:pStyle w:val="FirstParagraph"/>
+      </w:pPr>
+      <w:r>
+        <w:t xml:space="preserve">Stack recreated from HEAD 69b049a (all four containers healthy). Command:</w:t>
+      </w:r>
+      <w:r>
+        <w:t xml:space="preserve"> </w:t>
+      </w:r>
+      <w:r>
+        <w:rPr>
+          <w:rStyle w:val="VerbatimChar"/>
+        </w:rPr>
+        <w:t xml:space="preserve">.venv/bin/python -m pytest tests/ux/test_live_dashboard_accessibility.py --import-mode=importlib -q</w:t>
+      </w:r>
+      <w:r>
+        <w:t xml:space="preserve"> </w:t>
+      </w:r>
+      <w:r>
+        <w:t xml:space="preserve">-&gt;</w:t>
+      </w:r>
+      <w:r>
+        <w:t xml:space="preserve"> </w:t>
+      </w:r>
+      <w:r>
+        <w:rPr>
+          <w:rStyle w:val="VerbatimChar"/>
+        </w:rPr>
+        <w:t xml:space="preserve">3 passed in 3.08s</w:t>
+      </w:r>
+      <w:r>
+        <w:t xml:space="preserve"> </w:t>
+      </w:r>
+      <w:r>
+        <w:t xml:space="preserve">(rc=0, no skips), including test_live_dashboard_axe_scan against the running dashboard.</w:t>
+      </w:r>
+      <w:r>
+        <w:t xml:space="preserve"> </w:t>
+      </w:r>
+      <w:r>
+        <w:t xml:space="preserve">The live surface therefore agrees with the artifact-level RED-&gt;GREEN above (pre-fix #9d001e failing at 1.43:1 / 1.62:1 in the scratch bundle copy; shipped bundle clean across 16 palette x mode combinations).</w:t>
+      </w:r>
+      <w:r>
+        <w:t xml:space="preserve"> </w:t>
+      </w:r>
+      <w:r>
+        <w:t xml:space="preserve">Honest boundaries unchanged: a live RED was not produced (the pre-fix bundle is no longer served), icon glyphs unmeasured (BOB-184), status badges need backend data (BOB-185), /jackett/* routes not scanned, manual QA (§11.4.185) owed.</w:t>
+      </w:r>
+    </w:p>
     <w:bookmarkEnd w:id="14"/>
+    <w:bookmarkEnd w:id="15"/>
     <w:sectPr>
       <w:footnotePr>
         <w:numRestart w:val="eachSect"/>
